--- a/documentacion/VISIÓN DEL PRODUCTO.docx
+++ b/documentacion/VISIÓN DEL PRODUCTO.docx
@@ -1462,16 +1462,20 @@
           <w:lang w:val="es-MX"/>
         </w:rPr>
         <w:br/>
-        <w:t xml:space="preserve">El sistema funcionando en la nube (AWS), accesible 24/7 desde cualquier navegador o </w:t>
-      </w:r>
-      <w:proofErr w:type="spellStart"/>
-      <w:r>
-        <w:rPr>
-          <w:lang w:val="es-MX"/>
-        </w:rPr>
-        <w:t>telefono</w:t>
-      </w:r>
-      <w:proofErr w:type="spellEnd"/>
+        <w:t>El sistema funcionando en la nube (AWS)</w:t>
+      </w:r>
+      <w:r>
+        <w:rPr>
+          <w:lang w:val="es-MX"/>
+        </w:rPr>
+        <w:t xml:space="preserve"> y </w:t>
+      </w:r>
+      <w:r>
+        <w:rPr>
+          <w:lang w:val="es-MX"/>
+        </w:rPr>
+        <w:t>accesible</w:t>
+      </w:r>
       <w:r>
         <w:rPr>
           <w:lang w:val="es-MX"/>
